--- a/Programacion II/Kit docente/Clase 7/Guion Docente Clase 7 - Patrones de diseno Singleton y Factory.docx
+++ b/Programacion II/Kit docente/Clase 7/Guion Docente Clase 7 - Patrones de diseno Singleton y Factory.docx
@@ -372,7 +372,7 @@
           <w:color w:val="4A4A49"/>
           <w:sz w:val="22"/>
         </w:rPr>
-        <w:t>Pregunta al aire (2 min): ¿donde encaja esto en el VetCare de su equipo?</w:t>
+        <w:t>Pregunta al aire (2 min): ¿donde encaja esto en su VetCare?</w:t>
       </w:r>
     </w:p>
     <w:p>
@@ -464,7 +464,7 @@
           <w:color w:val="4A4A49"/>
           <w:sz w:val="22"/>
         </w:rPr>
-        <w:t xml:space="preserve"> «Equipos: abran su proyecto VetCare. Esto suma a la rubrica del PI.»</w:t>
+        <w:t xml:space="preserve"> «Abran su proyecto VetCare. Trabajo individual por defecto; si autorice equipo, el archivo puede ser compartido pero cada uno entrega en ExamLab. Esto suma a la rubrica del PI.»</w:t>
       </w:r>
     </w:p>
     <w:p>
@@ -549,7 +549,7 @@
           <w:color w:val="4A4A49"/>
           <w:sz w:val="22"/>
         </w:rPr>
-        <w:t>Circular por los equipos. Empujar evidencia funcionando, no perfeccionismo.</w:t>
+        <w:t>Circular por los puestos. Empujar evidencia funcionando, no perfeccionismo.</w:t>
       </w:r>
     </w:p>
     <w:p>

--- a/Programacion II/Kit docente/Clase 7/Guion Docente Clase 7 - Patrones de diseno Singleton y Factory.docx
+++ b/Programacion II/Kit docente/Clase 7/Guion Docente Clase 7 - Patrones de diseno Singleton y Factory.docx
@@ -156,6 +156,7 @@
       <w:r>
         <w:rPr>
           <w:rFonts w:ascii="Consolas" w:hAnsi="Consolas"/>
+          <w:b w:val="0"/>
           <w:color w:val="111111"/>
           <w:sz w:val="21"/>
         </w:rPr>
@@ -430,6 +431,7 @@
       <w:r>
         <w:rPr>
           <w:rFonts w:ascii="Consolas" w:hAnsi="Consolas"/>
+          <w:b w:val="0"/>
           <w:color w:val="111111"/>
           <w:sz w:val="21"/>
         </w:rPr>
@@ -597,6 +599,7 @@
       <w:r>
         <w:rPr>
           <w:rFonts w:ascii="Consolas" w:hAnsi="Consolas"/>
+          <w:b w:val="0"/>
           <w:color w:val="111111"/>
           <w:sz w:val="21"/>
         </w:rPr>
@@ -664,6 +667,7 @@
       <w:r>
         <w:rPr>
           <w:rFonts w:ascii="Consolas" w:hAnsi="Consolas"/>
+          <w:b w:val="0"/>
           <w:color w:val="111111"/>
           <w:sz w:val="21"/>
         </w:rPr>

--- a/Programacion II/Kit docente/Clase 7/Guion Docente Clase 7 - Patrones de diseno Singleton y Factory.docx
+++ b/Programacion II/Kit docente/Clase 7/Guion Docente Clase 7 - Patrones de diseno Singleton y Factory.docx
@@ -130,7 +130,7 @@
           <w:color w:val="4A4A49"/>
           <w:sz w:val="22"/>
         </w:rPr>
-        <w:t xml:space="preserve"> Apache NetBeans</w:t>
+        <w:t xml:space="preserve"> Visual Studio Code (Java)</w:t>
       </w:r>
     </w:p>
     <w:p>
@@ -248,7 +248,7 @@
           <w:color w:val="4A4A49"/>
           <w:sz w:val="22"/>
         </w:rPr>
-        <w:t>Error tipico del docente que no domina el tema: enseñar el Singleton como 'la forma correcta de compartir variables entre ventanas' y terminar poniendo el atributo publico y estatico (public static RepositorioVetCare instancia), con lo cual cualquiera puede reasignarlo desde afuera y ya no hay ninguna garantia; o dejar el constructor publico 'porque NetBeans lo pide', que es exactamente lo unico que no se puede hacer. El segundo error clasico es creer que el Singleton persiste datos: los estudiantes cierran la aplicacion, la vuelven a abrir y preguntan donde quedaron las mascotas, y hay que explicar que el Singleton solo garantiza una instancia mientras el programa corre, que la persistencia en archivos es otro tema que veremos mas adelante. El tercero es la patronitis: llenar el proyecto de fabricas que solo devuelven new de una sola clase y de Singletons para cosas que deberian ser objetos comunes, como Mascota o Cita, que por definicion son muchos. Si al preguntar 'que problema resuelve este patron aqui' la respuesta es 'que lo vimos en clase', el patron esta sobrando.</w:t>
+        <w:t>Error tipico del docente que no domina el tema: enseñar el Singleton como 'la forma correcta de compartir variables entre ventanas' y terminar poniendo el atributo publico y estatico (public static RepositorioVetCare instancia), con lo cual cualquiera puede reasignarlo desde afuera y ya no hay ninguna garantia; o dejar el constructor publico 'porque el editor lo sugiere', que es exactamente lo unico que no se puede hacer. El segundo error clasico es creer que el Singleton persiste datos: los estudiantes cierran la aplicacion, la vuelven a abrir y preguntan donde quedaron las mascotas, y hay que explicar que el Singleton solo garantiza una instancia mientras el programa corre, que la persistencia en archivos es otro tema que veremos mas adelante. El tercero es la patronitis: llenar el proyecto de fabricas que solo devuelven new de una sola clase y de Singletons para cosas que deberian ser objetos comunes, como Mascota o Cita, que por definicion son muchos. Si al preguntar 'que problema resuelve este patron aqui' la respuesta es 'que lo vimos en clase', el patron esta sobrando.</w:t>
       </w:r>
     </w:p>
     <w:p>
